--- a/交付_20260731_合作方权利要求答复/02_修订版权利要求/权利要求1-2_修订版_20260731.docx
+++ b/交付_20260731_合作方权利要求答复/02_修订版权利要求/权利要求1-2_修订版_20260731.docx
@@ -343,7 +343,7 @@
         <w:rPr>
           <w:rStyle w:val="Strong"/>
         </w:rPr>
-        <w:t>各所述三角形网络中的全部三角面之间距离的最小值，作为该点的最近距离，并将取得所述最近距离的三角面记为该点的最近三角面</w:t>
+        <w:t>各所述三角形网络中的全部三角面之间距离的最小值，作为该点的最近距离，并将取得所述最近距离的三角面确定为该点的最近三角面候选</w:t>
       </w:r>
       <w:r>
         <w:rPr/>
@@ -371,7 +371,7 @@
         <w:rPr>
           <w:rStyle w:val="Strong"/>
         </w:rPr>
-        <w:t>在所述最近距离不大于距离阈值时</w:t>
+        <w:t>当所述最近三角面候选仅有一个时，将其确定为该点的最近三角面；当所述最近三角面候选有两个以上时，按预设的确定性规则从中择一确定为该点的最近三角面，其中所述最近距离之差不大于预设数值容差的视为相同；在所述最近距离不大于距离阈值时</w:t>
       </w:r>
       <w:r>
         <w:rPr/>
@@ -391,11 +391,11 @@
         <w:rPr>
           <w:rStyle w:val="Strong"/>
         </w:rPr>
-        <w:t>使每个所述点至多匹配一个三角面；当存在两个以上三角面取得相同的所述最近距离时，按预设的确定性规则从中择一作为所述最近三角面；</w:t>
-      </w:r>
-      <w:r>
-        <w:rPr/>
-        <w:t>并基于所述三角面与所述表面分块之间的所属关系，将匹配于各所述三角面的所述点的个数分别汇总至各所述三角面所属的表面分块；</w:t>
+        <w:t>使每个所述点至多匹配一个三角面</w:t>
+      </w:r>
+      <w:r>
+        <w:rPr/>
+        <w:t>；并基于所述三角面与所述表面分块之间的所属关系，将匹配于各所述三角面的所述点的个数分别汇总至各所述三角面所属的表面分块；</w:t>
       </w:r>
     </w:p>
     <w:p>
@@ -1765,13 +1765,17 @@
             </w:r>
             <w:r>
               <w:rPr/>
-              <w:t>，并将取得该最近距离的三角面</w:t>
+              <w:t>，并将取得该最近距离的三角面确定为</w:t>
             </w:r>
             <w:r>
               <w:rPr>
                 <w:rStyle w:val="Strong"/>
               </w:rPr>
-              <w:t>记为该点的最近三角面</w:t>
+              <w:t>最近三角面候选</w:t>
+            </w:r>
+            <w:r>
+              <w:rPr/>
+              <w:t>（可能不止一个）</w:t>
             </w:r>
             <w:r>
               <w:rPr/>
@@ -2124,10 +2128,28 @@
               <w:t>"</w:t>
             </w:r>
             <w:r>
+              <w:rPr/>
+              <w:t>候选仅一个则直接确定；</w:t>
+            </w:r>
+            <w:r>
               <w:rPr>
                 <w:rStyle w:val="Strong"/>
               </w:rPr>
-              <w:t>当存在两个以上三角面取得相同的所述最近距离时，按预设的确定性规则从中择一作为所述最近三角面</w:t>
+              <w:t>候选两个以上时按预设确定性规则择一</w:t>
+            </w:r>
+            <w:r>
+              <w:rPr/>
+              <w:t>；距离之差不大于</w:t>
+            </w:r>
+            <w:r>
+              <w:rPr>
+                <w:rStyle w:val="Strong"/>
+              </w:rPr>
+              <w:t>预设数值容差</w:t>
+            </w:r>
+            <w:r>
+              <w:rPr/>
+              <w:t>的视为相同</w:t>
             </w:r>
             <w:r>
               <w:rPr/>
@@ -2159,7 +2181,39 @@
             </w:r>
             <w:r>
               <w:rPr/>
-              <w:t>：等距情形在凸棱外侧构成三维正体积区域，且现有实现的取舍随三角面存储顺序而变，必须在方案中写死</w:t>
+              <w:t>。分两步写是为避免</w:t>
+            </w:r>
+            <w:r>
+              <w:rPr/>
+              <w:t xml:space="preserve">"S3 </w:t>
+            </w:r>
+            <w:r>
+              <w:rPr/>
+              <w:t>已称唯一、</w:t>
+            </w:r>
+            <w:r>
+              <w:rPr/>
+              <w:t xml:space="preserve">S4 </w:t>
+            </w:r>
+            <w:r>
+              <w:rPr/>
+              <w:t>又处理不唯一</w:t>
+            </w:r>
+            <w:r>
+              <w:rPr/>
+              <w:t>"</w:t>
+            </w:r>
+            <w:r>
+              <w:rPr/>
+              <w:t xml:space="preserve">的逻辑跳跃；容差是因为浮点实现下理论等距点会出现末位差异——真实数据实测该差异达 </w:t>
+            </w:r>
+            <w:r>
+              <w:rPr/>
+              <w:t>8.3×10⁻⁷ m</w:t>
+            </w:r>
+            <w:r>
+              <w:rPr/>
+              <w:t>，若按严格相等判定规则根本不会被触发</w:t>
             </w:r>
           </w:p>
         </w:tc>
@@ -3285,7 +3339,7 @@
       </w:pPr>
       <w:r>
         <w:rPr/>
-        <w:t>所述预设的确定性规则为：对每个取得所述最近距离的三角面，计算由该三角面上取得所述最近距离的表面点指向所述点的方向与该三角面法向所成夹角的余弦的绝对值，选取该绝对值最大者；当所述绝对值相同或所述方向无定义时，选取三角面索引最小者。</w:t>
+        <w:t>所述预设的确定性规则为：对每个所述最近三角面候选，计算由该三角面上取得所述最近距离的表面点指向所述点的方向与该三角面法向所成夹角的余弦的绝对值，选取该绝对值最大者；当所述绝对值相同或所述方向无定义时，将各候选三角面的三个顶点坐标分别按字典序排序，选取所得坐标序列在字典序上最小者。</w:t>
       </w:r>
     </w:p>
     <w:p>
@@ -3297,7 +3351,7 @@
       </w:pPr>
       <w:r>
         <w:rPr/>
-        <w:t>（取绝对值是为使该判定不受三角面顶点绕序即法向朝向的影响；</w:t>
+        <w:t>（取绝对值是为使判定不受三角面顶点绕序即法向朝向的影响；</w:t>
       </w:r>
       <w:r>
         <w:rPr/>
@@ -3313,7 +3367,49 @@
       </w:r>
       <w:r>
         <w:rPr/>
-        <w:t>指所述最近距离为零、即该点恰落在三角面上的情形。）</w:t>
+        <w:t>指最近距离为零、点恰落在三角面上的情形；末级依据顶点坐标而非存储索引，</w:t>
+      </w:r>
+      <w:r>
+        <w:rPr>
+          <w:rStyle w:val="Strong"/>
+        </w:rPr>
+        <w:t>使规则结果不随三角面存储顺序改变</w:t>
+      </w:r>
+      <w:r>
+        <w:rPr/>
+        <w:t>——实测若末级改用</w:t>
+      </w:r>
+      <w:r>
+        <w:rPr/>
+        <w:t>"</w:t>
+      </w:r>
+      <w:r>
+        <w:rPr/>
+        <w:t>索引最小者</w:t>
+      </w:r>
+      <w:r>
+        <w:rPr/>
+        <w:t>"</w:t>
+      </w:r>
+      <w:r>
+        <w:rPr/>
+        <w:t xml:space="preserve">，同一等距点在 </w:t>
+      </w:r>
+      <w:r>
+        <w:rPr/>
+        <w:t xml:space="preserve">24 </w:t>
+      </w:r>
+      <w:r>
+        <w:rPr/>
+        <w:t xml:space="preserve">种三角面排列下会被判给不同分块，改用几何字典序后 </w:t>
+      </w:r>
+      <w:r>
+        <w:rPr/>
+        <w:t xml:space="preserve">24 </w:t>
+      </w:r>
+      <w:r>
+        <w:rPr/>
+        <w:t>种排列结果完全一致。）</w:t>
       </w:r>
     </w:p>
     <w:p>

--- a/交付_20260731_合作方权利要求答复/02_修订版权利要求/权利要求1-2_修订版_20260731.docx
+++ b/交付_20260731_合作方权利要求答复/02_修订版权利要求/权利要求1-2_修订版_20260731.docx
@@ -115,6 +115,24 @@
     </w:p>
     <w:p>
       <w:pPr>
+        <w:pStyle w:val="BlockQuotation"/>
+        <w:bidi w:val="0"/>
+        <w:jc w:val="left"/>
+        <w:rPr/>
+      </w:pPr>
+      <w:r>
+        <w:rPr>
+          <w:rStyle w:val="Strong"/>
+        </w:rPr>
+        <w:t>【审阅及策略确认稿，非最终定稿】</w:t>
+      </w:r>
+      <w:r>
+        <w:rPr/>
+        <w:t xml:space="preserve"> 本次交付为技术答复与权项策略请示。文件中同时保留了合并式与拆分式两套权利要求结构，二者不可并存；请代理人确认采用哪一套后，我方再统一权利要求书与说明书。</w:t>
+      </w:r>
+    </w:p>
+    <w:p>
+      <w:pPr>
         <w:pStyle w:val="BodyText"/>
         <w:bidi w:val="0"/>
         <w:jc w:val="left"/>
@@ -337,13 +355,13 @@
       </w:r>
       <w:r>
         <w:rPr/>
-        <w:t>模型进行坐标对齐，分别计算所述三维点云中的各点与</w:t>
-      </w:r>
-      <w:r>
-        <w:rPr>
-          <w:rStyle w:val="Strong"/>
-        </w:rPr>
-        <w:t>各所述三角形网络中的全部三角面之间距离的最小值，作为该点的最近距离，并将取得所述最近距离的三角面确定为该点的最近三角面候选</w:t>
+        <w:t>模型进行坐标对齐；分别计算所述三维点云中的各点到</w:t>
+      </w:r>
+      <w:r>
+        <w:rPr>
+          <w:rStyle w:val="Strong"/>
+        </w:rPr>
+        <w:t>各所述三角形网络中全部三角面表面的距离，以其中的最小值作为该点的最近距离，并将到该点的距离与所述最近距离之差不大于预设数值容差的一个或多个三角面确定为该点的最近三角面候选</w:t>
       </w:r>
       <w:r>
         <w:rPr/>
@@ -371,7 +389,7 @@
         <w:rPr>
           <w:rStyle w:val="Strong"/>
         </w:rPr>
-        <w:t>当所述最近三角面候选仅有一个时，将其确定为该点的最近三角面；当所述最近三角面候选有两个以上时，按预设的确定性规则从中择一确定为该点的最近三角面，其中所述最近距离之差不大于预设数值容差的视为相同；在所述最近距离不大于距离阈值时</w:t>
+        <w:t>当所述最近三角面候选仅有一个时，将其确定为该点的最近三角面；当所述最近三角面候选有两个以上时，按预设的确定性规则从中择一确定为该点的最近三角面；在所述最近距离不大于距离阈值时</w:t>
       </w:r>
       <w:r>
         <w:rPr/>
@@ -689,9 +707,9 @@
     </w:p>
     <w:tbl>
       <w:tblPr>
-        <w:tblW w:w="11339" w:type="dxa"/>
-        <w:jc w:val="left"/>
-        <w:tblInd w:w="28" w:type="dxa"/>
+        <w:tblW w:w="15398" w:type="dxa"/>
+        <w:jc w:val="center"/>
+        <w:tblInd w:w="0" w:type="dxa"/>
         <w:tblLayout w:type="fixed"/>
         <w:tblCellMar>
           <w:top w:w="28" w:type="dxa"/>
@@ -702,18 +720,19 @@
       </w:tblPr>
       <w:tblGrid>
         <w:gridCol w:w="511"/>
-        <w:gridCol w:w="1625"/>
-        <w:gridCol w:w="2840"/>
-        <w:gridCol w:w="5154"/>
-        <w:gridCol w:w="1209"/>
+        <w:gridCol w:w="1634"/>
+        <w:gridCol w:w="2770"/>
+        <w:gridCol w:w="5209"/>
+        <w:gridCol w:w="1215"/>
       </w:tblGrid>
       <w:tr>
         <w:trPr>
           <w:tblHeader w:val="true"/>
+          <w:cantSplit/>
         </w:trPr>
         <w:tc>
           <w:tcPr>
-            <w:tcW w:w="511" w:type="dxa"/>
+            <w:tcW w:w="1135" w:type="dxa"/>
             <w:tcBorders/>
             <w:vAlign w:val="center"/>
           </w:tcPr>
@@ -735,7 +754,7 @@
         </w:tc>
         <w:tc>
           <w:tcPr>
-            <w:tcW w:w="1625" w:type="dxa"/>
+            <w:tcW w:w="3242" w:type="dxa"/>
             <w:tcBorders/>
             <w:vAlign w:val="center"/>
           </w:tcPr>
@@ -757,7 +776,7 @@
         </w:tc>
         <w:tc>
           <w:tcPr>
-            <w:tcW w:w="2840" w:type="dxa"/>
+            <w:tcW w:w="3890" w:type="dxa"/>
             <w:tcBorders/>
             <w:vAlign w:val="center"/>
           </w:tcPr>
@@ -779,7 +798,7 @@
         </w:tc>
         <w:tc>
           <w:tcPr>
-            <w:tcW w:w="5154" w:type="dxa"/>
+            <w:tcW w:w="5511" w:type="dxa"/>
             <w:tcBorders/>
             <w:vAlign w:val="center"/>
           </w:tcPr>
@@ -801,7 +820,7 @@
         </w:tc>
         <w:tc>
           <w:tcPr>
-            <w:tcW w:w="1209" w:type="dxa"/>
+            <w:tcW w:w="1621" w:type="dxa"/>
             <w:tcBorders/>
             <w:vAlign w:val="center"/>
           </w:tcPr>
@@ -823,10 +842,12 @@
         </w:tc>
       </w:tr>
       <w:tr>
-        <w:trPr/>
-        <w:tc>
-          <w:tcPr>
-            <w:tcW w:w="511" w:type="dxa"/>
+        <w:trPr>
+          <w:cantSplit/>
+        </w:trPr>
+        <w:tc>
+          <w:tcPr>
+            <w:tcW w:w="1135" w:type="dxa"/>
             <w:tcBorders/>
             <w:vAlign w:val="center"/>
           </w:tcPr>
@@ -846,7 +867,7 @@
         </w:tc>
         <w:tc>
           <w:tcPr>
-            <w:tcW w:w="1625" w:type="dxa"/>
+            <w:tcW w:w="3242" w:type="dxa"/>
             <w:tcBorders/>
             <w:vAlign w:val="center"/>
           </w:tcPr>
@@ -880,7 +901,7 @@
         </w:tc>
         <w:tc>
           <w:tcPr>
-            <w:tcW w:w="2840" w:type="dxa"/>
+            <w:tcW w:w="3890" w:type="dxa"/>
             <w:tcBorders/>
             <w:vAlign w:val="center"/>
           </w:tcPr>
@@ -934,7 +955,7 @@
         </w:tc>
         <w:tc>
           <w:tcPr>
-            <w:tcW w:w="5154" w:type="dxa"/>
+            <w:tcW w:w="5511" w:type="dxa"/>
             <w:tcBorders/>
             <w:vAlign w:val="center"/>
           </w:tcPr>
@@ -1010,7 +1031,7 @@
         </w:tc>
         <w:tc>
           <w:tcPr>
-            <w:tcW w:w="1209" w:type="dxa"/>
+            <w:tcW w:w="1621" w:type="dxa"/>
             <w:tcBorders/>
             <w:vAlign w:val="center"/>
           </w:tcPr>
@@ -1036,10 +1057,12 @@
         </w:tc>
       </w:tr>
       <w:tr>
-        <w:trPr/>
-        <w:tc>
-          <w:tcPr>
-            <w:tcW w:w="511" w:type="dxa"/>
+        <w:trPr>
+          <w:cantSplit/>
+        </w:trPr>
+        <w:tc>
+          <w:tcPr>
+            <w:tcW w:w="1135" w:type="dxa"/>
             <w:tcBorders/>
             <w:vAlign w:val="center"/>
           </w:tcPr>
@@ -1059,7 +1082,7 @@
         </w:tc>
         <w:tc>
           <w:tcPr>
-            <w:tcW w:w="1625" w:type="dxa"/>
+            <w:tcW w:w="3242" w:type="dxa"/>
             <w:tcBorders/>
             <w:vAlign w:val="center"/>
           </w:tcPr>
@@ -1079,7 +1102,7 @@
         </w:tc>
         <w:tc>
           <w:tcPr>
-            <w:tcW w:w="2840" w:type="dxa"/>
+            <w:tcW w:w="3890" w:type="dxa"/>
             <w:tcBorders/>
             <w:vAlign w:val="center"/>
           </w:tcPr>
@@ -1113,7 +1136,7 @@
         </w:tc>
         <w:tc>
           <w:tcPr>
-            <w:tcW w:w="5154" w:type="dxa"/>
+            <w:tcW w:w="5511" w:type="dxa"/>
             <w:tcBorders/>
             <w:vAlign w:val="center"/>
           </w:tcPr>
@@ -1181,7 +1204,7 @@
         </w:tc>
         <w:tc>
           <w:tcPr>
-            <w:tcW w:w="1209" w:type="dxa"/>
+            <w:tcW w:w="1621" w:type="dxa"/>
             <w:tcBorders/>
             <w:vAlign w:val="center"/>
           </w:tcPr>
@@ -1201,10 +1224,12 @@
         </w:tc>
       </w:tr>
       <w:tr>
-        <w:trPr/>
-        <w:tc>
-          <w:tcPr>
-            <w:tcW w:w="511" w:type="dxa"/>
+        <w:trPr>
+          <w:cantSplit/>
+        </w:trPr>
+        <w:tc>
+          <w:tcPr>
+            <w:tcW w:w="1135" w:type="dxa"/>
             <w:tcBorders/>
             <w:vAlign w:val="center"/>
           </w:tcPr>
@@ -1224,7 +1249,7 @@
         </w:tc>
         <w:tc>
           <w:tcPr>
-            <w:tcW w:w="1625" w:type="dxa"/>
+            <w:tcW w:w="3242" w:type="dxa"/>
             <w:tcBorders/>
             <w:vAlign w:val="center"/>
           </w:tcPr>
@@ -1262,7 +1287,7 @@
         </w:tc>
         <w:tc>
           <w:tcPr>
-            <w:tcW w:w="2840" w:type="dxa"/>
+            <w:tcW w:w="3890" w:type="dxa"/>
             <w:tcBorders/>
             <w:vAlign w:val="center"/>
           </w:tcPr>
@@ -1288,7 +1313,7 @@
         </w:tc>
         <w:tc>
           <w:tcPr>
-            <w:tcW w:w="5154" w:type="dxa"/>
+            <w:tcW w:w="5511" w:type="dxa"/>
             <w:tcBorders/>
             <w:vAlign w:val="center"/>
           </w:tcPr>
@@ -1356,7 +1381,7 @@
         </w:tc>
         <w:tc>
           <w:tcPr>
-            <w:tcW w:w="1209" w:type="dxa"/>
+            <w:tcW w:w="1621" w:type="dxa"/>
             <w:tcBorders/>
             <w:vAlign w:val="center"/>
           </w:tcPr>
@@ -1376,10 +1401,12 @@
         </w:tc>
       </w:tr>
       <w:tr>
-        <w:trPr/>
-        <w:tc>
-          <w:tcPr>
-            <w:tcW w:w="511" w:type="dxa"/>
+        <w:trPr>
+          <w:cantSplit/>
+        </w:trPr>
+        <w:tc>
+          <w:tcPr>
+            <w:tcW w:w="1135" w:type="dxa"/>
             <w:tcBorders/>
             <w:vAlign w:val="center"/>
           </w:tcPr>
@@ -1399,7 +1426,7 @@
         </w:tc>
         <w:tc>
           <w:tcPr>
-            <w:tcW w:w="1625" w:type="dxa"/>
+            <w:tcW w:w="3242" w:type="dxa"/>
             <w:tcBorders/>
             <w:vAlign w:val="center"/>
           </w:tcPr>
@@ -1437,7 +1464,7 @@
         </w:tc>
         <w:tc>
           <w:tcPr>
-            <w:tcW w:w="2840" w:type="dxa"/>
+            <w:tcW w:w="3890" w:type="dxa"/>
             <w:tcBorders/>
             <w:vAlign w:val="center"/>
           </w:tcPr>
@@ -1475,7 +1502,7 @@
         </w:tc>
         <w:tc>
           <w:tcPr>
-            <w:tcW w:w="5154" w:type="dxa"/>
+            <w:tcW w:w="5511" w:type="dxa"/>
             <w:tcBorders/>
             <w:vAlign w:val="center"/>
           </w:tcPr>
@@ -1515,7 +1542,7 @@
         </w:tc>
         <w:tc>
           <w:tcPr>
-            <w:tcW w:w="1209" w:type="dxa"/>
+            <w:tcW w:w="1621" w:type="dxa"/>
             <w:tcBorders/>
             <w:vAlign w:val="center"/>
           </w:tcPr>
@@ -1535,10 +1562,12 @@
         </w:tc>
       </w:tr>
       <w:tr>
-        <w:trPr/>
-        <w:tc>
-          <w:tcPr>
-            <w:tcW w:w="511" w:type="dxa"/>
+        <w:trPr>
+          <w:cantSplit/>
+        </w:trPr>
+        <w:tc>
+          <w:tcPr>
+            <w:tcW w:w="1135" w:type="dxa"/>
             <w:tcBorders/>
             <w:vAlign w:val="center"/>
           </w:tcPr>
@@ -1558,7 +1587,7 @@
         </w:tc>
         <w:tc>
           <w:tcPr>
-            <w:tcW w:w="1625" w:type="dxa"/>
+            <w:tcW w:w="3242" w:type="dxa"/>
             <w:tcBorders/>
             <w:vAlign w:val="center"/>
           </w:tcPr>
@@ -1578,7 +1607,7 @@
         </w:tc>
         <w:tc>
           <w:tcPr>
-            <w:tcW w:w="2840" w:type="dxa"/>
+            <w:tcW w:w="3890" w:type="dxa"/>
             <w:tcBorders/>
             <w:vAlign w:val="center"/>
           </w:tcPr>
@@ -1612,7 +1641,7 @@
         </w:tc>
         <w:tc>
           <w:tcPr>
-            <w:tcW w:w="5154" w:type="dxa"/>
+            <w:tcW w:w="5511" w:type="dxa"/>
             <w:tcBorders/>
             <w:vAlign w:val="center"/>
           </w:tcPr>
@@ -1656,7 +1685,7 @@
         </w:tc>
         <w:tc>
           <w:tcPr>
-            <w:tcW w:w="1209" w:type="dxa"/>
+            <w:tcW w:w="1621" w:type="dxa"/>
             <w:tcBorders/>
             <w:vAlign w:val="center"/>
           </w:tcPr>
@@ -1676,10 +1705,12 @@
         </w:tc>
       </w:tr>
       <w:tr>
-        <w:trPr/>
-        <w:tc>
-          <w:tcPr>
-            <w:tcW w:w="511" w:type="dxa"/>
+        <w:trPr>
+          <w:cantSplit/>
+        </w:trPr>
+        <w:tc>
+          <w:tcPr>
+            <w:tcW w:w="1135" w:type="dxa"/>
             <w:tcBorders/>
             <w:vAlign w:val="center"/>
           </w:tcPr>
@@ -1699,7 +1730,7 @@
         </w:tc>
         <w:tc>
           <w:tcPr>
-            <w:tcW w:w="1625" w:type="dxa"/>
+            <w:tcW w:w="3242" w:type="dxa"/>
             <w:tcBorders/>
             <w:vAlign w:val="center"/>
           </w:tcPr>
@@ -1737,35 +1768,45 @@
         </w:tc>
         <w:tc>
           <w:tcPr>
-            <w:tcW w:w="2840" w:type="dxa"/>
-            <w:tcBorders/>
-            <w:vAlign w:val="center"/>
-          </w:tcPr>
-          <w:p>
-            <w:pPr>
-              <w:pStyle w:val="TableContents"/>
-              <w:bidi w:val="0"/>
-              <w:spacing w:before="0" w:after="283"/>
-              <w:jc w:val="left"/>
-              <w:rPr/>
-            </w:pPr>
-            <w:r>
-              <w:rPr/>
-              <w:t>"</w:t>
-            </w:r>
-            <w:r>
-              <w:rPr/>
-              <w:t>各点与</w:t>
+            <w:tcW w:w="3890" w:type="dxa"/>
+            <w:tcBorders/>
+            <w:vAlign w:val="center"/>
+          </w:tcPr>
+          <w:p>
+            <w:pPr>
+              <w:pStyle w:val="TableContents"/>
+              <w:bidi w:val="0"/>
+              <w:spacing w:before="0" w:after="283"/>
+              <w:jc w:val="left"/>
+              <w:rPr/>
+            </w:pPr>
+            <w:r>
+              <w:rPr/>
+              <w:t>"</w:t>
+            </w:r>
+            <w:r>
+              <w:rPr/>
+              <w:t>以各点到全部三角面表面距离的</w:t>
             </w:r>
             <w:r>
               <w:rPr>
                 <w:rStyle w:val="Strong"/>
               </w:rPr>
-              <w:t>全部三角面之间距离的最小值，作为该点的最近距离</w:t>
-            </w:r>
-            <w:r>
-              <w:rPr/>
-              <w:t>，并将取得该最近距离的三角面确定为</w:t>
+              <w:t>最小值</w:t>
+            </w:r>
+            <w:r>
+              <w:rPr/>
+              <w:t>为该点的最近距离，并把</w:t>
+            </w:r>
+            <w:r>
+              <w:rPr>
+                <w:rStyle w:val="Strong"/>
+              </w:rPr>
+              <w:t>与该最小值之差不大于预设数值容差</w:t>
+            </w:r>
+            <w:r>
+              <w:rPr/>
+              <w:t>的一个或多个三角面确定为</w:t>
             </w:r>
             <w:r>
               <w:rPr>
@@ -1775,17 +1816,13 @@
             </w:r>
             <w:r>
               <w:rPr/>
-              <w:t>（可能不止一个）</w:t>
-            </w:r>
-            <w:r>
-              <w:rPr/>
-              <w:t>"</w:t>
-            </w:r>
-          </w:p>
-        </w:tc>
-        <w:tc>
-          <w:tcPr>
-            <w:tcW w:w="5154" w:type="dxa"/>
+              <w:t>"</w:t>
+            </w:r>
+          </w:p>
+        </w:tc>
+        <w:tc>
+          <w:tcPr>
+            <w:tcW w:w="5511" w:type="dxa"/>
             <w:tcBorders/>
             <w:vAlign w:val="center"/>
           </w:tcPr>
@@ -1861,7 +1898,7 @@
         </w:tc>
         <w:tc>
           <w:tcPr>
-            <w:tcW w:w="1209" w:type="dxa"/>
+            <w:tcW w:w="1621" w:type="dxa"/>
             <w:tcBorders/>
             <w:vAlign w:val="center"/>
           </w:tcPr>
@@ -1881,10 +1918,12 @@
         </w:tc>
       </w:tr>
       <w:tr>
-        <w:trPr/>
-        <w:tc>
-          <w:tcPr>
-            <w:tcW w:w="511" w:type="dxa"/>
+        <w:trPr>
+          <w:cantSplit/>
+        </w:trPr>
+        <w:tc>
+          <w:tcPr>
+            <w:tcW w:w="1135" w:type="dxa"/>
             <w:tcBorders/>
             <w:vAlign w:val="center"/>
           </w:tcPr>
@@ -1904,7 +1943,7 @@
         </w:tc>
         <w:tc>
           <w:tcPr>
-            <w:tcW w:w="1625" w:type="dxa"/>
+            <w:tcW w:w="3242" w:type="dxa"/>
             <w:tcBorders/>
             <w:vAlign w:val="center"/>
           </w:tcPr>
@@ -1942,7 +1981,7 @@
         </w:tc>
         <w:tc>
           <w:tcPr>
-            <w:tcW w:w="2840" w:type="dxa"/>
+            <w:tcW w:w="3890" w:type="dxa"/>
             <w:tcBorders/>
             <w:vAlign w:val="center"/>
           </w:tcPr>
@@ -1992,7 +2031,7 @@
         </w:tc>
         <w:tc>
           <w:tcPr>
-            <w:tcW w:w="5154" w:type="dxa"/>
+            <w:tcW w:w="5511" w:type="dxa"/>
             <w:tcBorders/>
             <w:vAlign w:val="center"/>
           </w:tcPr>
@@ -2044,7 +2083,7 @@
         </w:tc>
         <w:tc>
           <w:tcPr>
-            <w:tcW w:w="1209" w:type="dxa"/>
+            <w:tcW w:w="1621" w:type="dxa"/>
             <w:tcBorders/>
             <w:vAlign w:val="center"/>
           </w:tcPr>
@@ -2064,10 +2103,12 @@
         </w:tc>
       </w:tr>
       <w:tr>
-        <w:trPr/>
-        <w:tc>
-          <w:tcPr>
-            <w:tcW w:w="511" w:type="dxa"/>
+        <w:trPr>
+          <w:cantSplit/>
+        </w:trPr>
+        <w:tc>
+          <w:tcPr>
+            <w:tcW w:w="1135" w:type="dxa"/>
             <w:tcBorders/>
             <w:vAlign w:val="center"/>
           </w:tcPr>
@@ -2087,7 +2128,7 @@
         </w:tc>
         <w:tc>
           <w:tcPr>
-            <w:tcW w:w="1625" w:type="dxa"/>
+            <w:tcW w:w="3242" w:type="dxa"/>
             <w:tcBorders/>
             <w:vAlign w:val="center"/>
           </w:tcPr>
@@ -2107,7 +2148,7 @@
         </w:tc>
         <w:tc>
           <w:tcPr>
-            <w:tcW w:w="2840" w:type="dxa"/>
+            <w:tcW w:w="3890" w:type="dxa"/>
             <w:tcBorders/>
             <w:vAlign w:val="center"/>
           </w:tcPr>
@@ -2139,27 +2180,33 @@
             </w:r>
             <w:r>
               <w:rPr/>
-              <w:t>；距离之差不大于</w:t>
-            </w:r>
-            <w:r>
-              <w:rPr>
-                <w:rStyle w:val="Strong"/>
-              </w:rPr>
-              <w:t>预设数值容差</w:t>
-            </w:r>
-            <w:r>
-              <w:rPr/>
-              <w:t>的视为相同</w:t>
-            </w:r>
-            <w:r>
-              <w:rPr/>
-              <w:t>"</w:t>
-            </w:r>
-          </w:p>
-        </w:tc>
-        <w:tc>
-          <w:tcPr>
-            <w:tcW w:w="5154" w:type="dxa"/>
+              <w:t>"</w:t>
+            </w:r>
+            <w:r>
+              <w:rPr/>
+              <w:t xml:space="preserve">（容差已在 </w:t>
+            </w:r>
+            <w:r>
+              <w:rPr/>
+              <w:t xml:space="preserve">S3 </w:t>
+            </w:r>
+            <w:r>
+              <w:rPr/>
+              <w:t>用于圈定候选集，</w:t>
+            </w:r>
+            <w:r>
+              <w:rPr/>
+              <w:t xml:space="preserve">S4 </w:t>
+            </w:r>
+            <w:r>
+              <w:rPr/>
+              <w:t>不再重复）</w:t>
+            </w:r>
+          </w:p>
+        </w:tc>
+        <w:tc>
+          <w:tcPr>
+            <w:tcW w:w="5511" w:type="dxa"/>
             <w:tcBorders/>
             <w:vAlign w:val="center"/>
           </w:tcPr>
@@ -2219,7 +2266,7 @@
         </w:tc>
         <w:tc>
           <w:tcPr>
-            <w:tcW w:w="1209" w:type="dxa"/>
+            <w:tcW w:w="1621" w:type="dxa"/>
             <w:tcBorders/>
             <w:vAlign w:val="center"/>
           </w:tcPr>
@@ -2239,10 +2286,12 @@
         </w:tc>
       </w:tr>
       <w:tr>
-        <w:trPr/>
-        <w:tc>
-          <w:tcPr>
-            <w:tcW w:w="511" w:type="dxa"/>
+        <w:trPr>
+          <w:cantSplit/>
+        </w:trPr>
+        <w:tc>
+          <w:tcPr>
+            <w:tcW w:w="1135" w:type="dxa"/>
             <w:tcBorders/>
             <w:vAlign w:val="center"/>
           </w:tcPr>
@@ -2262,7 +2311,7 @@
         </w:tc>
         <w:tc>
           <w:tcPr>
-            <w:tcW w:w="1625" w:type="dxa"/>
+            <w:tcW w:w="3242" w:type="dxa"/>
             <w:tcBorders/>
             <w:vAlign w:val="center"/>
           </w:tcPr>
@@ -2316,7 +2365,7 @@
         </w:tc>
         <w:tc>
           <w:tcPr>
-            <w:tcW w:w="2840" w:type="dxa"/>
+            <w:tcW w:w="3890" w:type="dxa"/>
             <w:tcBorders/>
             <w:vAlign w:val="center"/>
           </w:tcPr>
@@ -2354,7 +2403,7 @@
         </w:tc>
         <w:tc>
           <w:tcPr>
-            <w:tcW w:w="5154" w:type="dxa"/>
+            <w:tcW w:w="5511" w:type="dxa"/>
             <w:tcBorders/>
             <w:vAlign w:val="center"/>
           </w:tcPr>
@@ -2480,7 +2529,7 @@
         </w:tc>
         <w:tc>
           <w:tcPr>
-            <w:tcW w:w="1209" w:type="dxa"/>
+            <w:tcW w:w="1621" w:type="dxa"/>
             <w:tcBorders/>
             <w:vAlign w:val="center"/>
           </w:tcPr>
@@ -2500,10 +2549,12 @@
         </w:tc>
       </w:tr>
       <w:tr>
-        <w:trPr/>
-        <w:tc>
-          <w:tcPr>
-            <w:tcW w:w="511" w:type="dxa"/>
+        <w:trPr>
+          <w:cantSplit/>
+        </w:trPr>
+        <w:tc>
+          <w:tcPr>
+            <w:tcW w:w="1135" w:type="dxa"/>
             <w:tcBorders/>
             <w:vAlign w:val="center"/>
           </w:tcPr>
@@ -2523,7 +2574,7 @@
         </w:tc>
         <w:tc>
           <w:tcPr>
-            <w:tcW w:w="1625" w:type="dxa"/>
+            <w:tcW w:w="3242" w:type="dxa"/>
             <w:tcBorders/>
             <w:vAlign w:val="center"/>
           </w:tcPr>
@@ -2551,7 +2602,7 @@
         </w:tc>
         <w:tc>
           <w:tcPr>
-            <w:tcW w:w="2840" w:type="dxa"/>
+            <w:tcW w:w="3890" w:type="dxa"/>
             <w:tcBorders/>
             <w:vAlign w:val="center"/>
           </w:tcPr>
@@ -2587,7 +2638,7 @@
         </w:tc>
         <w:tc>
           <w:tcPr>
-            <w:tcW w:w="5154" w:type="dxa"/>
+            <w:tcW w:w="5511" w:type="dxa"/>
             <w:tcBorders/>
             <w:vAlign w:val="center"/>
           </w:tcPr>
@@ -2671,7 +2722,7 @@
         </w:tc>
         <w:tc>
           <w:tcPr>
-            <w:tcW w:w="1209" w:type="dxa"/>
+            <w:tcW w:w="1621" w:type="dxa"/>
             <w:tcBorders/>
             <w:vAlign w:val="center"/>
           </w:tcPr>
@@ -2697,10 +2748,12 @@
         </w:tc>
       </w:tr>
       <w:tr>
-        <w:trPr/>
-        <w:tc>
-          <w:tcPr>
-            <w:tcW w:w="511" w:type="dxa"/>
+        <w:trPr>
+          <w:cantSplit/>
+        </w:trPr>
+        <w:tc>
+          <w:tcPr>
+            <w:tcW w:w="1135" w:type="dxa"/>
             <w:tcBorders/>
             <w:vAlign w:val="center"/>
           </w:tcPr>
@@ -2720,7 +2773,7 @@
         </w:tc>
         <w:tc>
           <w:tcPr>
-            <w:tcW w:w="1625" w:type="dxa"/>
+            <w:tcW w:w="3242" w:type="dxa"/>
             <w:tcBorders/>
             <w:vAlign w:val="center"/>
           </w:tcPr>
@@ -2758,7 +2811,7 @@
         </w:tc>
         <w:tc>
           <w:tcPr>
-            <w:tcW w:w="2840" w:type="dxa"/>
+            <w:tcW w:w="3890" w:type="dxa"/>
             <w:tcBorders/>
             <w:vAlign w:val="center"/>
           </w:tcPr>
@@ -2806,7 +2859,7 @@
         </w:tc>
         <w:tc>
           <w:tcPr>
-            <w:tcW w:w="5154" w:type="dxa"/>
+            <w:tcW w:w="5511" w:type="dxa"/>
             <w:tcBorders/>
             <w:vAlign w:val="center"/>
           </w:tcPr>
@@ -2894,7 +2947,7 @@
         </w:tc>
         <w:tc>
           <w:tcPr>
-            <w:tcW w:w="1209" w:type="dxa"/>
+            <w:tcW w:w="1621" w:type="dxa"/>
             <w:tcBorders/>
             <w:vAlign w:val="center"/>
           </w:tcPr>
@@ -2920,10 +2973,12 @@
         </w:tc>
       </w:tr>
       <w:tr>
-        <w:trPr/>
-        <w:tc>
-          <w:tcPr>
-            <w:tcW w:w="511" w:type="dxa"/>
+        <w:trPr>
+          <w:cantSplit/>
+        </w:trPr>
+        <w:tc>
+          <w:tcPr>
+            <w:tcW w:w="1135" w:type="dxa"/>
             <w:tcBorders/>
             <w:vAlign w:val="center"/>
           </w:tcPr>
@@ -2947,7 +3002,7 @@
         </w:tc>
         <w:tc>
           <w:tcPr>
-            <w:tcW w:w="1625" w:type="dxa"/>
+            <w:tcW w:w="3242" w:type="dxa"/>
             <w:tcBorders/>
             <w:vAlign w:val="center"/>
           </w:tcPr>
@@ -2993,7 +3048,7 @@
         </w:tc>
         <w:tc>
           <w:tcPr>
-            <w:tcW w:w="2840" w:type="dxa"/>
+            <w:tcW w:w="3890" w:type="dxa"/>
             <w:tcBorders/>
             <w:vAlign w:val="center"/>
           </w:tcPr>
@@ -3025,7 +3080,7 @@
         </w:tc>
         <w:tc>
           <w:tcPr>
-            <w:tcW w:w="5154" w:type="dxa"/>
+            <w:tcW w:w="5511" w:type="dxa"/>
             <w:tcBorders/>
             <w:vAlign w:val="center"/>
           </w:tcPr>
@@ -3045,7 +3100,7 @@
         </w:tc>
         <w:tc>
           <w:tcPr>
-            <w:tcW w:w="1209" w:type="dxa"/>
+            <w:tcW w:w="1621" w:type="dxa"/>
             <w:tcBorders/>
             <w:vAlign w:val="center"/>
           </w:tcPr>
@@ -3065,10 +3120,12 @@
         </w:tc>
       </w:tr>
       <w:tr>
-        <w:trPr/>
-        <w:tc>
-          <w:tcPr>
-            <w:tcW w:w="511" w:type="dxa"/>
+        <w:trPr>
+          <w:cantSplit/>
+        </w:trPr>
+        <w:tc>
+          <w:tcPr>
+            <w:tcW w:w="1135" w:type="dxa"/>
             <w:tcBorders/>
             <w:vAlign w:val="center"/>
           </w:tcPr>
@@ -3092,7 +3149,7 @@
         </w:tc>
         <w:tc>
           <w:tcPr>
-            <w:tcW w:w="1625" w:type="dxa"/>
+            <w:tcW w:w="3242" w:type="dxa"/>
             <w:tcBorders/>
             <w:vAlign w:val="center"/>
           </w:tcPr>
@@ -3126,7 +3183,7 @@
         </w:tc>
         <w:tc>
           <w:tcPr>
-            <w:tcW w:w="2840" w:type="dxa"/>
+            <w:tcW w:w="3890" w:type="dxa"/>
             <w:tcBorders/>
             <w:vAlign w:val="center"/>
           </w:tcPr>
@@ -3160,7 +3217,7 @@
         </w:tc>
         <w:tc>
           <w:tcPr>
-            <w:tcW w:w="5154" w:type="dxa"/>
+            <w:tcW w:w="5511" w:type="dxa"/>
             <w:tcBorders/>
             <w:vAlign w:val="center"/>
           </w:tcPr>
@@ -3240,7 +3297,7 @@
         </w:tc>
         <w:tc>
           <w:tcPr>
-            <w:tcW w:w="1209" w:type="dxa"/>
+            <w:tcW w:w="1621" w:type="dxa"/>
             <w:tcBorders/>
             <w:vAlign w:val="center"/>
           </w:tcPr>
@@ -3377,7 +3434,7 @@
       </w:r>
       <w:r>
         <w:rPr/>
-        <w:t>——实测若末级改用</w:t>
+        <w:t>——实测表明，若末级改用</w:t>
       </w:r>
       <w:r>
         <w:rPr/>
@@ -3401,7 +3458,7 @@
       </w:r>
       <w:r>
         <w:rPr/>
-        <w:t xml:space="preserve">种三角面排列下会被判给不同分块，改用几何字典序后 </w:t>
+        <w:t xml:space="preserve">种三角面排列下会被判给不同分块；改用几何字典序后 </w:t>
       </w:r>
       <w:r>
         <w:rPr/>
@@ -3687,8 +3744,8 @@
     </w:p>
     <w:sectPr>
       <w:type w:val="nextPage"/>
-      <w:pgSz w:w="11906" w:h="16838"/>
-      <w:pgMar w:left="1134" w:right="567" w:gutter="0" w:header="0" w:top="567" w:footer="0" w:bottom="567"/>
+      <w:pgSz w:w="16838" w:h="11906" w:orient="landscape"/>
+      <w:pgMar w:left="720" w:right="720" w:gutter="0" w:header="0" w:top="567" w:footer="0" w:bottom="567"/>
       <w:pgNumType w:fmt="decimal"/>
       <w:formProt w:val="false"/>
       <w:textDirection w:val="lrTb"/>
@@ -3913,6 +3970,16 @@
       <w:szCs w:val="28"/>
     </w:rPr>
   </w:style>
+  <w:style w:type="paragraph" w:styleId="BlockQuotation">
+    <w:name w:val="Block Quotation"/>
+    <w:basedOn w:val="Normal"/>
+    <w:qFormat/>
+    <w:pPr>
+      <w:spacing w:before="0" w:after="283"/>
+      <w:ind w:hanging="0" w:left="567" w:right="567"/>
+    </w:pPr>
+    <w:rPr/>
+  </w:style>
   <w:style w:type="paragraph" w:styleId="TableHeading">
     <w:name w:val="Table Heading"/>
     <w:basedOn w:val="TableContents"/>
@@ -3928,16 +3995,6 @@
       <w:sz w:val="20"/>
       <w:szCs w:val="20"/>
     </w:rPr>
-  </w:style>
-  <w:style w:type="paragraph" w:styleId="BlockQuotation">
-    <w:name w:val="Block Quotation"/>
-    <w:basedOn w:val="Normal"/>
-    <w:qFormat/>
-    <w:pPr>
-      <w:spacing w:before="0" w:after="283"/>
-      <w:ind w:hanging="0" w:left="567" w:right="567"/>
-    </w:pPr>
-    <w:rPr/>
   </w:style>
 </w:styles>
 </file>

--- a/交付_20260731_合作方权利要求答复/02_修订版权利要求/权利要求1-2_修订版_20260731.docx
+++ b/交付_20260731_合作方权利要求答复/02_修订版权利要求/权利要求1-2_修订版_20260731.docx
@@ -2252,11 +2252,11 @@
             </w:r>
             <w:r>
               <w:rPr/>
-              <w:t xml:space="preserve">的逻辑跳跃；容差是因为浮点实现下理论等距点会出现末位差异——真实数据实测该差异达 </w:t>
-            </w:r>
-            <w:r>
-              <w:rPr/>
-              <w:t>8.3×10⁻⁷ m</w:t>
+              <w:t xml:space="preserve">的逻辑跳跃；容差是因为浮点实现下理论等距点会出现末位差异——真实数据实测该差异约 </w:t>
+            </w:r>
+            <w:r>
+              <w:rPr/>
+              <w:t>6.0×10⁻⁷ m</w:t>
             </w:r>
             <w:r>
               <w:rPr/>
